--- a/Course/5 Reference Guides/Common Mistakes.docx
+++ b/Course/5 Reference Guides/Common Mistakes.docx
@@ -7,29 +7,47 @@
         <w:pStyle w:val="Heading1"/>
       </w:pPr>
       <w:r>
+        <w:rPr>
+          <w:b w:val="0"/>
+          <w:i w:val="0"/>
+        </w:rPr>
         <w:t>Top Exam Mistakes (and How to Avoid Them)</w:t>
       </w:r>
     </w:p>
     <w:p>
       <w:r>
+        <w:rPr>
+          <w:b w:val="0"/>
+          <w:i w:val="0"/>
+        </w:rPr>
         <w:t xml:space="preserve">These are the recurring, grade-costing errors across H446. Most are </w:t>
       </w:r>
       <w:r>
         <w:rPr>
+          <w:b w:val="0"/>
           <w:i/>
         </w:rPr>
         <w:t>technique</w:t>
       </w:r>
       <w:r>
+        <w:rPr>
+          <w:b w:val="0"/>
+          <w:i w:val="0"/>
+        </w:rPr>
         <w:t xml:space="preserve">, not knowledge — which means they're the </w:t>
       </w:r>
       <w:r>
         <w:rPr>
           <w:b/>
+          <w:i w:val="0"/>
         </w:rPr>
         <w:t>cheapest marks to win back</w:t>
       </w:r>
       <w:r>
+        <w:rPr>
+          <w:b w:val="0"/>
+          <w:i w:val="0"/>
+        </w:rPr>
         <w:t>. Read this the week of each exam.</w:t>
       </w:r>
     </w:p>
@@ -45,6 +63,10 @@
         <w:pStyle w:val="Heading2"/>
       </w:pPr>
       <w:r>
+        <w:rPr>
+          <w:b w:val="0"/>
+          <w:i w:val="0"/>
+        </w:rPr>
         <w:t>Universal (both papers)</w:t>
       </w:r>
     </w:p>
@@ -73,6 +95,7 @@
             <w:r>
               <w:rPr>
                 <w:b/>
+                <w:i w:val="0"/>
               </w:rPr>
               <w:t>Mistake</w:t>
             </w:r>
@@ -92,6 +115,7 @@
             <w:r>
               <w:rPr>
                 <w:b/>
+                <w:i w:val="0"/>
               </w:rPr>
               <w:t>Fix</w:t>
             </w:r>
@@ -106,15 +130,24 @@
           <w:p>
             <w:r/>
             <w:r>
+              <w:rPr>
+                <w:b w:val="0"/>
+                <w:i w:val="0"/>
+              </w:rPr>
               <w:t xml:space="preserve">Answering the wrong </w:t>
             </w:r>
             <w:r>
               <w:rPr>
                 <w:b/>
+                <w:i w:val="0"/>
               </w:rPr>
               <w:t>command word</w:t>
             </w:r>
             <w:r>
+              <w:rPr>
+                <w:b w:val="0"/>
+                <w:i w:val="0"/>
+              </w:rPr>
               <w:t xml:space="preserve"> (describing when asked to evaluate).</w:t>
             </w:r>
           </w:p>
@@ -126,6 +159,10 @@
           <w:p>
             <w:r/>
             <w:r>
+              <w:rPr>
+                <w:b w:val="0"/>
+                <w:i w:val="0"/>
+              </w:rPr>
               <w:t>Circle the command word first; match your answer to it.</w:t>
             </w:r>
           </w:p>
@@ -139,15 +176,24 @@
           <w:p>
             <w:r/>
             <w:r>
+              <w:rPr>
+                <w:b w:val="0"/>
+                <w:i w:val="0"/>
+              </w:rPr>
               <w:t xml:space="preserve">Ignoring the </w:t>
             </w:r>
             <w:r>
               <w:rPr>
                 <w:b/>
+                <w:i w:val="0"/>
               </w:rPr>
               <w:t>scenario</w:t>
             </w:r>
             <w:r>
+              <w:rPr>
+                <w:b w:val="0"/>
+                <w:i w:val="0"/>
+              </w:rPr>
               <w:t xml:space="preserve"> on AO2 questions.</w:t>
             </w:r>
           </w:p>
@@ -159,15 +205,24 @@
           <w:p>
             <w:r/>
             <w:r>
+              <w:rPr>
+                <w:b w:val="0"/>
+                <w:i w:val="0"/>
+              </w:rPr>
               <w:t xml:space="preserve">If the question names a context, </w:t>
             </w:r>
             <w:r>
               <w:rPr>
+                <w:b w:val="0"/>
                 <w:i/>
               </w:rPr>
               <w:t>name it back</w:t>
             </w:r>
             <w:r>
+              <w:rPr>
+                <w:b w:val="0"/>
+                <w:i w:val="0"/>
+              </w:rPr>
               <w:t xml:space="preserve"> in your answer.</w:t>
             </w:r>
           </w:p>
@@ -183,10 +238,15 @@
             <w:r>
               <w:rPr>
                 <w:b/>
+                <w:i w:val="0"/>
               </w:rPr>
               <w:t>One-word answers</w:t>
             </w:r>
             <w:r>
+              <w:rPr>
+                <w:b w:val="0"/>
+                <w:i w:val="0"/>
+              </w:rPr>
               <w:t xml:space="preserve"> to "explain/describe".</w:t>
             </w:r>
           </w:p>
@@ -198,6 +258,10 @@
           <w:p>
             <w:r/>
             <w:r>
+              <w:rPr>
+                <w:b w:val="0"/>
+                <w:i w:val="0"/>
+              </w:rPr>
               <w:t>Add the "because…/which means…". One developed point per mark.</w:t>
             </w:r>
           </w:p>
@@ -213,10 +277,15 @@
             <w:r>
               <w:rPr>
                 <w:b/>
+                <w:i w:val="0"/>
               </w:rPr>
               <w:t>No working</w:t>
             </w:r>
             <w:r>
+              <w:rPr>
+                <w:b w:val="0"/>
+                <w:i w:val="0"/>
+              </w:rPr>
               <w:t xml:space="preserve"> shown on calculations/traces.</w:t>
             </w:r>
           </w:p>
@@ -228,6 +297,10 @@
           <w:p>
             <w:r/>
             <w:r>
+              <w:rPr>
+                <w:b w:val="0"/>
+                <w:i w:val="0"/>
+              </w:rPr>
               <w:t>Always show method — method marks survive a wrong final answer.</w:t>
             </w:r>
           </w:p>
@@ -243,10 +316,15 @@
             <w:r>
               <w:rPr>
                 <w:b/>
+                <w:i w:val="0"/>
               </w:rPr>
               <w:t>Repeating one idea</w:t>
             </w:r>
             <w:r>
+              <w:rPr>
+                <w:b w:val="0"/>
+                <w:i w:val="0"/>
+              </w:rPr>
               <w:t xml:space="preserve"> in different words.</w:t>
             </w:r>
           </w:p>
@@ -258,15 +336,24 @@
           <w:p>
             <w:r/>
             <w:r>
+              <w:rPr>
+                <w:b w:val="0"/>
+                <w:i w:val="0"/>
+              </w:rPr>
               <w:t xml:space="preserve">Examiners count </w:t>
             </w:r>
             <w:r>
               <w:rPr>
+                <w:b w:val="0"/>
                 <w:i/>
               </w:rPr>
               <w:t>distinct</w:t>
             </w:r>
             <w:r>
+              <w:rPr>
+                <w:b w:val="0"/>
+                <w:i w:val="0"/>
+              </w:rPr>
               <w:t xml:space="preserve"> points; make each one new.</w:t>
             </w:r>
           </w:p>
@@ -282,10 +369,15 @@
             <w:r>
               <w:rPr>
                 <w:b/>
+                <w:i w:val="0"/>
               </w:rPr>
               <w:t>Over-writing low-tariff questions</w:t>
             </w:r>
             <w:r>
+              <w:rPr>
+                <w:b w:val="0"/>
+                <w:i w:val="0"/>
+              </w:rPr>
               <w:t>, then running out of time.</w:t>
             </w:r>
           </w:p>
@@ -297,6 +389,10 @@
           <w:p>
             <w:r/>
             <w:r>
+              <w:rPr>
+                <w:b w:val="0"/>
+                <w:i w:val="0"/>
+              </w:rPr>
               <w:t>~1 minute per mark; move on and return.</w:t>
             </w:r>
           </w:p>
@@ -310,6 +406,10 @@
           <w:p>
             <w:r/>
             <w:r>
+              <w:rPr>
+                <w:b w:val="0"/>
+                <w:i w:val="0"/>
+              </w:rPr>
               <w:t>Vague terminology ("it's faster/better").</w:t>
             </w:r>
           </w:p>
@@ -321,15 +421,24 @@
           <w:p>
             <w:r/>
             <w:r>
+              <w:rPr>
+                <w:b w:val="0"/>
+                <w:i w:val="0"/>
+              </w:rPr>
               <w:t xml:space="preserve">Be precise: </w:t>
             </w:r>
             <w:r>
               <w:rPr>
+                <w:b w:val="0"/>
                 <w:i/>
               </w:rPr>
               <w:t>why</w:t>
             </w:r>
             <w:r>
+              <w:rPr>
+                <w:b w:val="0"/>
+                <w:i w:val="0"/>
+              </w:rPr>
               <w:t xml:space="preserve"> — cache hit, fewer cycles, lower complexity, etc.</w:t>
             </w:r>
           </w:p>
@@ -343,15 +452,24 @@
           <w:p>
             <w:r/>
             <w:r>
+              <w:rPr>
+                <w:b w:val="0"/>
+                <w:i w:val="0"/>
+              </w:rPr>
               <w:t xml:space="preserve">Listing pros/cons but </w:t>
             </w:r>
             <w:r>
               <w:rPr>
                 <w:b/>
+                <w:i w:val="0"/>
               </w:rPr>
               <w:t>no conclusion</w:t>
             </w:r>
             <w:r>
+              <w:rPr>
+                <w:b w:val="0"/>
+                <w:i w:val="0"/>
+              </w:rPr>
               <w:t xml:space="preserve"> on "evaluate/justify".</w:t>
             </w:r>
           </w:p>
@@ -363,6 +481,10 @@
           <w:p>
             <w:r/>
             <w:r>
+              <w:rPr>
+                <w:b w:val="0"/>
+                <w:i w:val="0"/>
+              </w:rPr>
               <w:t>Always end with a judgement: "Overall, X because…".</w:t>
             </w:r>
           </w:p>
@@ -382,6 +504,10 @@
         <w:pStyle w:val="Heading2"/>
       </w:pPr>
       <w:r>
+        <w:rPr>
+          <w:b w:val="0"/>
+          <w:i w:val="0"/>
+        </w:rPr>
         <w:t>Component 01 — content-specific traps</w:t>
       </w:r>
     </w:p>
@@ -390,6 +516,10 @@
         <w:pStyle w:val="Heading3"/>
       </w:pPr>
       <w:r>
+        <w:rPr>
+          <w:b w:val="0"/>
+          <w:i w:val="0"/>
+        </w:rPr>
         <w:t>1.1 Processors</w:t>
       </w:r>
     </w:p>
@@ -398,33 +528,52 @@
         <w:pStyle w:val="ListBullet"/>
       </w:pPr>
       <w:r>
+        <w:rPr>
+          <w:b w:val="0"/>
+          <w:i w:val="0"/>
+        </w:rPr>
         <w:t xml:space="preserve">Confusing </w:t>
       </w:r>
       <w:r>
         <w:rPr>
           <w:b/>
+          <w:i w:val="0"/>
         </w:rPr>
         <w:t>MAR/MDR</w:t>
       </w:r>
       <w:r>
+        <w:rPr>
+          <w:b w:val="0"/>
+          <w:i w:val="0"/>
+        </w:rPr>
         <w:t xml:space="preserve"> roles (MAR holds the </w:t>
       </w:r>
       <w:r>
         <w:rPr>
+          <w:b w:val="0"/>
           <w:i/>
         </w:rPr>
         <w:t>address</w:t>
       </w:r>
       <w:r>
+        <w:rPr>
+          <w:b w:val="0"/>
+          <w:i w:val="0"/>
+        </w:rPr>
         <w:t xml:space="preserve">, MDR holds the </w:t>
       </w:r>
       <w:r>
         <w:rPr>
+          <w:b w:val="0"/>
           <w:i/>
         </w:rPr>
         <w:t>data/instruction</w:t>
       </w:r>
       <w:r>
+        <w:rPr>
+          <w:b w:val="0"/>
+          <w:i w:val="0"/>
+        </w:rPr>
         <w:t>).</w:t>
       </w:r>
     </w:p>
@@ -433,15 +582,24 @@
         <w:pStyle w:val="ListBullet"/>
       </w:pPr>
       <w:r>
+        <w:rPr>
+          <w:b w:val="0"/>
+          <w:i w:val="0"/>
+        </w:rPr>
         <w:t xml:space="preserve">Saying "more cores = always faster" — note </w:t>
       </w:r>
       <w:r>
         <w:rPr>
           <w:b/>
+          <w:i w:val="0"/>
         </w:rPr>
         <w:t>not all tasks parallelise</w:t>
       </w:r>
       <w:r>
+        <w:rPr>
+          <w:b w:val="0"/>
+          <w:i w:val="0"/>
+        </w:rPr>
         <w:t>; software must support it.</w:t>
       </w:r>
     </w:p>
@@ -450,24 +608,38 @@
         <w:pStyle w:val="ListBullet"/>
       </w:pPr>
       <w:r>
+        <w:rPr>
+          <w:b w:val="0"/>
+          <w:i w:val="0"/>
+        </w:rPr>
         <w:t xml:space="preserve">Forgetting </w:t>
       </w:r>
       <w:r>
         <w:rPr>
           <w:b/>
+          <w:i w:val="0"/>
         </w:rPr>
         <w:t>cache</w:t>
       </w:r>
       <w:r>
+        <w:rPr>
+          <w:b w:val="0"/>
+          <w:i w:val="0"/>
+        </w:rPr>
         <w:t xml:space="preserve"> in performance answers, or mixing up cache </w:t>
       </w:r>
       <w:r>
         <w:rPr>
+          <w:b w:val="0"/>
           <w:i/>
         </w:rPr>
         <w:t>level</w:t>
       </w:r>
       <w:r>
+        <w:rPr>
+          <w:b w:val="0"/>
+          <w:i w:val="0"/>
+        </w:rPr>
         <w:t xml:space="preserve"> (L1 fastest/smallest).</w:t>
       </w:r>
     </w:p>
@@ -476,15 +648,24 @@
         <w:pStyle w:val="ListBullet"/>
       </w:pPr>
       <w:r>
+        <w:rPr>
+          <w:b w:val="0"/>
+          <w:i w:val="0"/>
+        </w:rPr>
         <w:t xml:space="preserve">Vague FDE answers — name the </w:t>
       </w:r>
       <w:r>
         <w:rPr>
           <w:b/>
+          <w:i w:val="0"/>
         </w:rPr>
         <w:t>register transfers</w:t>
       </w:r>
       <w:r>
+        <w:rPr>
+          <w:b w:val="0"/>
+          <w:i w:val="0"/>
+        </w:rPr>
         <w:t xml:space="preserve"> at each step.</w:t>
       </w:r>
     </w:p>
@@ -493,6 +674,10 @@
         <w:pStyle w:val="Heading3"/>
       </w:pPr>
       <w:r>
+        <w:rPr>
+          <w:b w:val="0"/>
+          <w:i w:val="0"/>
+        </w:rPr>
         <w:t>1.2 Software</w:t>
       </w:r>
     </w:p>
@@ -501,33 +686,52 @@
         <w:pStyle w:val="ListBullet"/>
       </w:pPr>
       <w:r>
+        <w:rPr>
+          <w:b w:val="0"/>
+          <w:i w:val="0"/>
+        </w:rPr>
         <w:t xml:space="preserve">Mixing up </w:t>
       </w:r>
       <w:r>
         <w:rPr>
           <w:b/>
+          <w:i w:val="0"/>
         </w:rPr>
         <w:t>compiler vs interpreter</w:t>
       </w:r>
       <w:r>
+        <w:rPr>
+          <w:b w:val="0"/>
+          <w:i w:val="0"/>
+        </w:rPr>
         <w:t xml:space="preserve"> (compiler translates </w:t>
       </w:r>
       <w:r>
         <w:rPr>
+          <w:b w:val="0"/>
           <w:i/>
         </w:rPr>
         <w:t>all at once</w:t>
       </w:r>
       <w:r>
+        <w:rPr>
+          <w:b w:val="0"/>
+          <w:i w:val="0"/>
+        </w:rPr>
         <w:t xml:space="preserve"> producing an executable; interpreter translates+runs </w:t>
       </w:r>
       <w:r>
         <w:rPr>
+          <w:b w:val="0"/>
           <w:i/>
         </w:rPr>
         <w:t>line by line</w:t>
       </w:r>
       <w:r>
+        <w:rPr>
+          <w:b w:val="0"/>
+          <w:i w:val="0"/>
+        </w:rPr>
         <w:t>).</w:t>
       </w:r>
     </w:p>
@@ -536,15 +740,24 @@
         <w:pStyle w:val="ListBullet"/>
       </w:pPr>
       <w:r>
+        <w:rPr>
+          <w:b w:val="0"/>
+          <w:i w:val="0"/>
+        </w:rPr>
         <w:t xml:space="preserve">Confusing the </w:t>
       </w:r>
       <w:r>
         <w:rPr>
           <w:b/>
+          <w:i w:val="0"/>
         </w:rPr>
         <w:t>stages of compilation</w:t>
       </w:r>
       <w:r>
+        <w:rPr>
+          <w:b w:val="0"/>
+          <w:i w:val="0"/>
+        </w:rPr>
         <w:t xml:space="preserve"> order (lexical → syntax → code generation → optimisation).</w:t>
       </w:r>
     </w:p>
@@ -553,15 +766,24 @@
         <w:pStyle w:val="ListBullet"/>
       </w:pPr>
       <w:r>
+        <w:rPr>
+          <w:b w:val="0"/>
+          <w:i w:val="0"/>
+        </w:rPr>
         <w:t xml:space="preserve">Describing a methodology generically instead of </w:t>
       </w:r>
       <w:r>
         <w:rPr>
           <w:b/>
+          <w:i w:val="0"/>
         </w:rPr>
         <w:t>justifying it for the scenario</w:t>
       </w:r>
       <w:r>
+        <w:rPr>
+          <w:b w:val="0"/>
+          <w:i w:val="0"/>
+        </w:rPr>
         <w:t xml:space="preserve"> (e.g. Agile for changing requirements).</w:t>
       </w:r>
     </w:p>
@@ -570,15 +792,24 @@
         <w:pStyle w:val="ListBullet"/>
       </w:pPr>
       <w:r>
+        <w:rPr>
+          <w:b w:val="0"/>
+          <w:i w:val="0"/>
+        </w:rPr>
         <w:t xml:space="preserve">Confusing </w:t>
       </w:r>
       <w:r>
         <w:rPr>
           <w:b/>
+          <w:i w:val="0"/>
         </w:rPr>
         <w:t>procedure vs function</w:t>
       </w:r>
       <w:r>
+        <w:rPr>
+          <w:b w:val="0"/>
+          <w:i w:val="0"/>
+        </w:rPr>
         <w:t xml:space="preserve"> (a function returns a value).</w:t>
       </w:r>
     </w:p>
@@ -587,6 +818,10 @@
         <w:pStyle w:val="Heading3"/>
       </w:pPr>
       <w:r>
+        <w:rPr>
+          <w:b w:val="0"/>
+          <w:i w:val="0"/>
+        </w:rPr>
         <w:t>1.3 Exchanging data</w:t>
       </w:r>
     </w:p>
@@ -595,24 +830,38 @@
         <w:pStyle w:val="ListBullet"/>
       </w:pPr>
       <w:r>
+        <w:rPr>
+          <w:b w:val="0"/>
+          <w:i w:val="0"/>
+        </w:rPr>
         <w:t xml:space="preserve">Muddling </w:t>
       </w:r>
       <w:r>
         <w:rPr>
           <w:b/>
+          <w:i w:val="0"/>
         </w:rPr>
         <w:t>lossy vs lossless</w:t>
       </w:r>
       <w:r>
+        <w:rPr>
+          <w:b w:val="0"/>
+          <w:i w:val="0"/>
+        </w:rPr>
         <w:t xml:space="preserve"> (lossy </w:t>
       </w:r>
       <w:r>
         <w:rPr>
+          <w:b w:val="0"/>
           <w:i/>
         </w:rPr>
         <w:t>permanently discards</w:t>
       </w:r>
       <w:r>
+        <w:rPr>
+          <w:b w:val="0"/>
+          <w:i w:val="0"/>
+        </w:rPr>
         <w:t xml:space="preserve"> data).</w:t>
       </w:r>
     </w:p>
@@ -623,19 +872,29 @@
       <w:r>
         <w:rPr>
           <w:b/>
+          <w:i w:val="0"/>
         </w:rPr>
         <w:t>Symmetric vs asymmetric</w:t>
       </w:r>
       <w:r>
+        <w:rPr>
+          <w:b w:val="0"/>
+          <w:i w:val="0"/>
+        </w:rPr>
         <w:t xml:space="preserve"> encryption mixed up — asymmetric uses a </w:t>
       </w:r>
       <w:r>
         <w:rPr>
+          <w:b w:val="0"/>
           <w:i/>
         </w:rPr>
         <w:t>public/private key pair</w:t>
       </w:r>
       <w:r>
+        <w:rPr>
+          <w:b w:val="0"/>
+          <w:i w:val="0"/>
+        </w:rPr>
         <w:t>.</w:t>
       </w:r>
     </w:p>
@@ -644,24 +903,38 @@
         <w:pStyle w:val="ListBullet"/>
       </w:pPr>
       <w:r>
+        <w:rPr>
+          <w:b w:val="0"/>
+          <w:i w:val="0"/>
+        </w:rPr>
         <w:t xml:space="preserve">Normalisation: not knowing the </w:t>
       </w:r>
       <w:r>
         <w:rPr>
           <w:b/>
+          <w:i w:val="0"/>
         </w:rPr>
         <w:t>rule for each normal form</w:t>
       </w:r>
       <w:r>
+        <w:rPr>
+          <w:b w:val="0"/>
+          <w:i w:val="0"/>
+        </w:rPr>
         <w:t xml:space="preserve">; forgetting to remove </w:t>
       </w:r>
       <w:r>
         <w:rPr>
           <w:b/>
+          <w:i w:val="0"/>
         </w:rPr>
         <w:t>partial/transitive dependencies</w:t>
       </w:r>
       <w:r>
+        <w:rPr>
+          <w:b w:val="0"/>
+          <w:i w:val="0"/>
+        </w:rPr>
         <w:t>.</w:t>
       </w:r>
     </w:p>
@@ -670,24 +943,38 @@
         <w:pStyle w:val="ListBullet"/>
       </w:pPr>
       <w:r>
+        <w:rPr>
+          <w:b w:val="0"/>
+          <w:i w:val="0"/>
+        </w:rPr>
         <w:t xml:space="preserve">SQL: forgetting the </w:t>
       </w:r>
       <w:r>
         <w:rPr>
           <w:b/>
+          <w:i w:val="0"/>
         </w:rPr>
         <w:t>WHERE</w:t>
       </w:r>
       <w:r>
+        <w:rPr>
+          <w:b w:val="0"/>
+          <w:i w:val="0"/>
+        </w:rPr>
         <w:t xml:space="preserve"> clause on UPDATE/DELETE, or wrong </w:t>
       </w:r>
       <w:r>
         <w:rPr>
           <w:b/>
+          <w:i w:val="0"/>
         </w:rPr>
         <w:t>JOIN</w:t>
       </w:r>
       <w:r>
+        <w:rPr>
+          <w:b w:val="0"/>
+          <w:i w:val="0"/>
+        </w:rPr>
         <w:t xml:space="preserve"> logic.</w:t>
       </w:r>
     </w:p>
@@ -696,15 +983,24 @@
         <w:pStyle w:val="ListBullet"/>
       </w:pPr>
       <w:r>
+        <w:rPr>
+          <w:b w:val="0"/>
+          <w:i w:val="0"/>
+        </w:rPr>
         <w:t xml:space="preserve">TCP/IP: confusing the </w:t>
       </w:r>
       <w:r>
         <w:rPr>
           <w:b/>
+          <w:i w:val="0"/>
         </w:rPr>
         <w:t>four layers</w:t>
       </w:r>
       <w:r>
+        <w:rPr>
+          <w:b w:val="0"/>
+          <w:i w:val="0"/>
+        </w:rPr>
         <w:t xml:space="preserve"> and which protocol sits where.</w:t>
       </w:r>
     </w:p>
@@ -713,6 +1009,10 @@
         <w:pStyle w:val="Heading3"/>
       </w:pPr>
       <w:r>
+        <w:rPr>
+          <w:b w:val="0"/>
+          <w:i w:val="0"/>
+        </w:rPr>
         <w:t>1.4 Data / Boolean</w:t>
       </w:r>
     </w:p>
@@ -723,19 +1023,29 @@
       <w:r>
         <w:rPr>
           <w:b/>
+          <w:i w:val="0"/>
         </w:rPr>
         <w:t>Two's complement</w:t>
       </w:r>
       <w:r>
+        <w:rPr>
+          <w:b w:val="0"/>
+          <w:i w:val="0"/>
+        </w:rPr>
         <w:t xml:space="preserve">: forgetting the leftmost bit is </w:t>
       </w:r>
       <w:r>
         <w:rPr>
+          <w:b w:val="0"/>
           <w:i/>
         </w:rPr>
         <w:t>negative</w:t>
       </w:r>
       <w:r>
+        <w:rPr>
+          <w:b w:val="0"/>
+          <w:i w:val="0"/>
+        </w:rPr>
         <w:t>; sign errors on subtraction.</w:t>
       </w:r>
     </w:p>
@@ -746,10 +1056,15 @@
       <w:r>
         <w:rPr>
           <w:b/>
+          <w:i w:val="0"/>
         </w:rPr>
         <w:t>Floating point</w:t>
       </w:r>
       <w:r>
+        <w:rPr>
+          <w:b w:val="0"/>
+          <w:i w:val="0"/>
+        </w:rPr>
         <w:t>: not normalising correctly; confusing mantissa vs exponent; wrong handling of negatives.</w:t>
       </w:r>
     </w:p>
@@ -760,19 +1075,29 @@
       <w:r>
         <w:rPr>
           <w:b/>
+          <w:i w:val="0"/>
         </w:rPr>
         <w:t>Binary shifts</w:t>
       </w:r>
       <w:r>
+        <w:rPr>
+          <w:b w:val="0"/>
+          <w:i w:val="0"/>
+        </w:rPr>
         <w:t xml:space="preserve">: forgetting a left shift can </w:t>
       </w:r>
       <w:r>
         <w:rPr>
           <w:b/>
+          <w:i w:val="0"/>
         </w:rPr>
         <w:t>overflow</w:t>
       </w:r>
       <w:r>
+        <w:rPr>
+          <w:b w:val="0"/>
+          <w:i w:val="0"/>
+        </w:rPr>
         <w:t>; mixing up logical vs arithmetic shift.</w:t>
       </w:r>
     </w:p>
@@ -783,28 +1108,43 @@
       <w:r>
         <w:rPr>
           <w:b/>
+          <w:i w:val="0"/>
         </w:rPr>
         <w:t>Boolean</w:t>
       </w:r>
       <w:r>
+        <w:rPr>
+          <w:b w:val="0"/>
+          <w:i w:val="0"/>
+        </w:rPr>
         <w:t xml:space="preserve">: misapplying </w:t>
       </w:r>
       <w:r>
         <w:rPr>
           <w:b/>
+          <w:i w:val="0"/>
         </w:rPr>
         <w:t>De Morgan's</w:t>
       </w:r>
       <w:r>
+        <w:rPr>
+          <w:b w:val="0"/>
+          <w:i w:val="0"/>
+        </w:rPr>
         <w:t xml:space="preserve"> (the bar breaks </w:t>
       </w:r>
       <w:r>
         <w:rPr>
+          <w:b w:val="0"/>
           <w:i/>
         </w:rPr>
         <w:t>and the operator flips</w:t>
       </w:r>
       <w:r>
+        <w:rPr>
+          <w:b w:val="0"/>
+          <w:i w:val="0"/>
+        </w:rPr>
         <w:t>); sloppy truth tables.</w:t>
       </w:r>
     </w:p>
@@ -813,24 +1153,38 @@
         <w:pStyle w:val="ListBullet"/>
       </w:pPr>
       <w:r>
+        <w:rPr>
+          <w:b w:val="0"/>
+          <w:i w:val="0"/>
+        </w:rPr>
         <w:t xml:space="preserve">Confusing </w:t>
       </w:r>
       <w:r>
         <w:rPr>
           <w:b/>
+          <w:i w:val="0"/>
         </w:rPr>
         <w:t>stack (LIFO)</w:t>
       </w:r>
       <w:r>
+        <w:rPr>
+          <w:b w:val="0"/>
+          <w:i w:val="0"/>
+        </w:rPr>
         <w:t xml:space="preserve"> vs </w:t>
       </w:r>
       <w:r>
         <w:rPr>
           <w:b/>
+          <w:i w:val="0"/>
         </w:rPr>
         <w:t>queue (FIFO)</w:t>
       </w:r>
       <w:r>
+        <w:rPr>
+          <w:b w:val="0"/>
+          <w:i w:val="0"/>
+        </w:rPr>
         <w:t>; forgetting pointer updates (top/front/rear).</w:t>
       </w:r>
     </w:p>
@@ -839,6 +1193,10 @@
         <w:pStyle w:val="Heading3"/>
       </w:pPr>
       <w:r>
+        <w:rPr>
+          <w:b w:val="0"/>
+          <w:i w:val="0"/>
+        </w:rPr>
         <w:t>1.5 Legal/ethical</w:t>
       </w:r>
     </w:p>
@@ -847,15 +1205,24 @@
         <w:pStyle w:val="ListBullet"/>
       </w:pPr>
       <w:r>
+        <w:rPr>
+          <w:b w:val="0"/>
+          <w:i w:val="0"/>
+        </w:rPr>
         <w:t xml:space="preserve">Naming the </w:t>
       </w:r>
       <w:r>
         <w:rPr>
           <w:b/>
+          <w:i w:val="0"/>
         </w:rPr>
         <w:t>wrong Act</w:t>
       </w:r>
       <w:r>
+        <w:rPr>
+          <w:b w:val="0"/>
+          <w:i w:val="0"/>
+        </w:rPr>
         <w:t xml:space="preserve"> for a scenario (learn the four and one example breach of each).</w:t>
       </w:r>
     </w:p>
@@ -864,24 +1231,38 @@
         <w:pStyle w:val="ListBullet"/>
       </w:pPr>
       <w:r>
+        <w:rPr>
+          <w:b w:val="0"/>
+          <w:i w:val="0"/>
+        </w:rPr>
         <w:t xml:space="preserve">Writing a </w:t>
       </w:r>
       <w:r>
         <w:rPr>
           <w:b/>
+          <w:i w:val="0"/>
         </w:rPr>
         <w:t>one-sided</w:t>
       </w:r>
       <w:r>
+        <w:rPr>
+          <w:b w:val="0"/>
+          <w:i w:val="0"/>
+        </w:rPr>
         <w:t xml:space="preserve"> essay — top band needs balance </w:t>
       </w:r>
       <w:r>
         <w:rPr>
+          <w:b w:val="0"/>
           <w:i/>
         </w:rPr>
         <w:t>and</w:t>
       </w:r>
       <w:r>
+        <w:rPr>
+          <w:b w:val="0"/>
+          <w:i w:val="0"/>
+        </w:rPr>
         <w:t xml:space="preserve"> multiple stakeholders.</w:t>
       </w:r>
     </w:p>
@@ -890,15 +1271,24 @@
         <w:pStyle w:val="ListBullet"/>
       </w:pPr>
       <w:r>
+        <w:rPr>
+          <w:b w:val="0"/>
+          <w:i w:val="0"/>
+        </w:rPr>
         <w:t xml:space="preserve">No </w:t>
       </w:r>
       <w:r>
         <w:rPr>
           <w:b/>
+          <w:i w:val="0"/>
         </w:rPr>
         <w:t>justified conclusion</w:t>
       </w:r>
       <w:r>
+        <w:rPr>
+          <w:b w:val="0"/>
+          <w:i w:val="0"/>
+        </w:rPr>
         <w:t xml:space="preserve"> on the 9–12 markers.</w:t>
       </w:r>
     </w:p>
@@ -914,6 +1304,10 @@
         <w:pStyle w:val="Heading2"/>
       </w:pPr>
       <w:r>
+        <w:rPr>
+          <w:b w:val="0"/>
+          <w:i w:val="0"/>
+        </w:rPr>
         <w:t>Component 02 — content-specific traps</w:t>
       </w:r>
     </w:p>
@@ -922,6 +1316,10 @@
         <w:pStyle w:val="Heading3"/>
       </w:pPr>
       <w:r>
+        <w:rPr>
+          <w:b w:val="0"/>
+          <w:i w:val="0"/>
+        </w:rPr>
         <w:t>2.1 Computational thinking</w:t>
       </w:r>
     </w:p>
@@ -932,19 +1330,29 @@
       <w:r>
         <w:rPr>
           <w:b/>
+          <w:i w:val="0"/>
         </w:rPr>
         <w:t>Defining</w:t>
       </w:r>
       <w:r>
+        <w:rPr>
+          <w:b w:val="0"/>
+          <w:i w:val="0"/>
+        </w:rPr>
         <w:t xml:space="preserve"> the terms instead of </w:t>
       </w:r>
       <w:r>
         <w:rPr>
           <w:b/>
+          <w:i w:val="0"/>
         </w:rPr>
         <w:t>applying</w:t>
       </w:r>
       <w:r>
+        <w:rPr>
+          <w:b w:val="0"/>
+          <w:i w:val="0"/>
+        </w:rPr>
         <w:t xml:space="preserve"> them to the scenario given.</w:t>
       </w:r>
     </w:p>
@@ -953,24 +1361,38 @@
         <w:pStyle w:val="ListBullet"/>
       </w:pPr>
       <w:r>
+        <w:rPr>
+          <w:b w:val="0"/>
+          <w:i w:val="0"/>
+        </w:rPr>
         <w:t xml:space="preserve">Confusing </w:t>
       </w:r>
       <w:r>
         <w:rPr>
           <w:b/>
+          <w:i w:val="0"/>
         </w:rPr>
         <w:t>abstraction</w:t>
       </w:r>
       <w:r>
+        <w:rPr>
+          <w:b w:val="0"/>
+          <w:i w:val="0"/>
+        </w:rPr>
         <w:t xml:space="preserve"> (removing detail) with </w:t>
       </w:r>
       <w:r>
         <w:rPr>
           <w:b/>
+          <w:i w:val="0"/>
         </w:rPr>
         <w:t>decomposition</w:t>
       </w:r>
       <w:r>
+        <w:rPr>
+          <w:b w:val="0"/>
+          <w:i w:val="0"/>
+        </w:rPr>
         <w:t xml:space="preserve"> (breaking into parts).</w:t>
       </w:r>
     </w:p>
@@ -979,6 +1401,10 @@
         <w:pStyle w:val="Heading3"/>
       </w:pPr>
       <w:r>
+        <w:rPr>
+          <w:b w:val="0"/>
+          <w:i w:val="0"/>
+        </w:rPr>
         <w:t>2.2 Programming</w:t>
       </w:r>
     </w:p>
@@ -989,28 +1415,43 @@
       <w:r>
         <w:rPr>
           <w:b/>
+          <w:i w:val="0"/>
         </w:rPr>
         <w:t>Recursion</w:t>
       </w:r>
       <w:r>
+        <w:rPr>
+          <w:b w:val="0"/>
+          <w:i w:val="0"/>
+        </w:rPr>
         <w:t xml:space="preserve">: missing/incorrect </w:t>
       </w:r>
       <w:r>
         <w:rPr>
           <w:b/>
+          <w:i w:val="0"/>
         </w:rPr>
         <w:t>base case</w:t>
       </w:r>
       <w:r>
+        <w:rPr>
+          <w:b w:val="0"/>
+          <w:i w:val="0"/>
+        </w:rPr>
         <w:t xml:space="preserve"> → infinite recursion; not knowing it uses the </w:t>
       </w:r>
       <w:r>
         <w:rPr>
           <w:b/>
+          <w:i w:val="0"/>
         </w:rPr>
         <w:t>call stack</w:t>
       </w:r>
       <w:r>
+        <w:rPr>
+          <w:b w:val="0"/>
+          <w:i w:val="0"/>
+        </w:rPr>
         <w:t>.</w:t>
       </w:r>
     </w:p>
@@ -1021,10 +1462,15 @@
       <w:r>
         <w:rPr>
           <w:b/>
+          <w:i w:val="0"/>
         </w:rPr>
         <w:t>By value vs by reference</w:t>
       </w:r>
       <w:r>
+        <w:rPr>
+          <w:b w:val="0"/>
+          <w:i w:val="0"/>
+        </w:rPr>
         <w:t xml:space="preserve"> mixed up (by reference can change the original).</w:t>
       </w:r>
     </w:p>
@@ -1035,10 +1481,15 @@
       <w:r>
         <w:rPr>
           <w:b/>
+          <w:i w:val="0"/>
         </w:rPr>
         <w:t>Scope</w:t>
       </w:r>
       <w:r>
+        <w:rPr>
+          <w:b w:val="0"/>
+          <w:i w:val="0"/>
+        </w:rPr>
         <w:t>: assuming a local variable is visible globally.</w:t>
       </w:r>
     </w:p>
@@ -1047,24 +1498,38 @@
         <w:pStyle w:val="ListBullet"/>
       </w:pPr>
       <w:r>
+        <w:rPr>
+          <w:b w:val="0"/>
+          <w:i w:val="0"/>
+        </w:rPr>
         <w:t xml:space="preserve">OOP: confusing </w:t>
       </w:r>
       <w:r>
         <w:rPr>
           <w:b/>
+          <w:i w:val="0"/>
         </w:rPr>
         <w:t>class vs object</w:t>
       </w:r>
       <w:r>
+        <w:rPr>
+          <w:b w:val="0"/>
+          <w:i w:val="0"/>
+        </w:rPr>
         <w:t xml:space="preserve">, or </w:t>
       </w:r>
       <w:r>
         <w:rPr>
           <w:b/>
+          <w:i w:val="0"/>
         </w:rPr>
         <w:t>encapsulation vs inheritance vs polymorphism</w:t>
       </w:r>
       <w:r>
+        <w:rPr>
+          <w:b w:val="0"/>
+          <w:i w:val="0"/>
+        </w:rPr>
         <w:t>.</w:t>
       </w:r>
     </w:p>
@@ -1073,6 +1538,10 @@
         <w:pStyle w:val="Heading3"/>
       </w:pPr>
       <w:r>
+        <w:rPr>
+          <w:b w:val="0"/>
+          <w:i w:val="0"/>
+        </w:rPr>
         <w:t>2.3 Algorithms</w:t>
       </w:r>
     </w:p>
@@ -1081,42 +1550,66 @@
         <w:pStyle w:val="ListBullet"/>
       </w:pPr>
       <w:r>
+        <w:rPr>
+          <w:b w:val="0"/>
+          <w:i w:val="0"/>
+        </w:rPr>
         <w:t xml:space="preserve">Quoting </w:t>
       </w:r>
       <w:r>
         <w:rPr>
           <w:b/>
+          <w:i w:val="0"/>
         </w:rPr>
         <w:t>Big O</w:t>
       </w:r>
       <w:r>
+        <w:rPr>
+          <w:b w:val="0"/>
+          <w:i w:val="0"/>
+        </w:rPr>
         <w:t xml:space="preserve"> wrong (binary search is </w:t>
       </w:r>
       <w:r>
         <w:rPr>
           <w:b/>
+          <w:i w:val="0"/>
         </w:rPr>
         <w:t>O(log n)</w:t>
       </w:r>
       <w:r>
+        <w:rPr>
+          <w:b w:val="0"/>
+          <w:i w:val="0"/>
+        </w:rPr>
         <w:t xml:space="preserve">; merge sort </w:t>
       </w:r>
       <w:r>
         <w:rPr>
           <w:b/>
+          <w:i w:val="0"/>
         </w:rPr>
         <w:t>O(n log n)</w:t>
       </w:r>
       <w:r>
+        <w:rPr>
+          <w:b w:val="0"/>
+          <w:i w:val="0"/>
+        </w:rPr>
         <w:t xml:space="preserve">; bubble/insertion worst </w:t>
       </w:r>
       <w:r>
         <w:rPr>
           <w:b/>
+          <w:i w:val="0"/>
         </w:rPr>
         <w:t>O(n²)</w:t>
       </w:r>
       <w:r>
+        <w:rPr>
+          <w:b w:val="0"/>
+          <w:i w:val="0"/>
+        </w:rPr>
         <w:t>).</w:t>
       </w:r>
     </w:p>
@@ -1125,15 +1618,24 @@
         <w:pStyle w:val="ListBullet"/>
       </w:pPr>
       <w:r>
+        <w:rPr>
+          <w:b w:val="0"/>
+          <w:i w:val="0"/>
+        </w:rPr>
         <w:t xml:space="preserve">Tracing sorts inaccurately — </w:t>
       </w:r>
       <w:r>
         <w:rPr>
           <w:b/>
+          <w:i w:val="0"/>
         </w:rPr>
         <w:t>do a trace table</w:t>
       </w:r>
       <w:r>
+        <w:rPr>
+          <w:b w:val="0"/>
+          <w:i w:val="0"/>
+        </w:rPr>
         <w:t>, one pass at a time.</w:t>
       </w:r>
     </w:p>
@@ -1144,10 +1646,15 @@
       <w:r>
         <w:rPr>
           <w:b/>
+          <w:i w:val="0"/>
         </w:rPr>
         <w:t>Dijkstra</w:t>
       </w:r>
       <w:r>
+        <w:rPr>
+          <w:b w:val="0"/>
+          <w:i w:val="0"/>
+        </w:rPr>
         <w:t>: not updating tentative distances / not picking the lowest-cost unvisited node.</w:t>
       </w:r>
     </w:p>
@@ -1156,15 +1663,24 @@
         <w:pStyle w:val="ListBullet"/>
       </w:pPr>
       <w:r>
+        <w:rPr>
+          <w:b w:val="0"/>
+          <w:i w:val="0"/>
+        </w:rPr>
         <w:t xml:space="preserve">Confusing </w:t>
       </w:r>
       <w:r>
         <w:rPr>
           <w:b/>
+          <w:i w:val="0"/>
         </w:rPr>
         <w:t>DFS vs BFS</w:t>
       </w:r>
       <w:r>
+        <w:rPr>
+          <w:b w:val="0"/>
+          <w:i w:val="0"/>
+        </w:rPr>
         <w:t>, or the tree-traversal orders (pre/in/post-order).</w:t>
       </w:r>
     </w:p>
@@ -1173,15 +1689,24 @@
         <w:pStyle w:val="ListBullet"/>
       </w:pPr>
       <w:r>
+        <w:rPr>
+          <w:b w:val="0"/>
+          <w:i w:val="0"/>
+        </w:rPr>
         <w:t xml:space="preserve">Recommending an algorithm without </w:t>
       </w:r>
       <w:r>
         <w:rPr>
           <w:b/>
+          <w:i w:val="0"/>
         </w:rPr>
         <w:t>justifying by time/space</w:t>
       </w:r>
       <w:r>
+        <w:rPr>
+          <w:b w:val="0"/>
+          <w:i w:val="0"/>
+        </w:rPr>
         <w:t xml:space="preserve"> for the given dataset.</w:t>
       </w:r>
     </w:p>
@@ -1197,20 +1722,33 @@
         <w:pStyle w:val="Heading2"/>
       </w:pPr>
       <w:r>
+        <w:rPr>
+          <w:b w:val="0"/>
+          <w:i w:val="0"/>
+        </w:rPr>
         <w:t>Your personal error log</w:t>
       </w:r>
     </w:p>
     <w:p>
       <w:r>
+        <w:rPr>
+          <w:b w:val="0"/>
+          <w:i w:val="0"/>
+        </w:rPr>
         <w:t xml:space="preserve">The most powerful version of this page is the one </w:t>
       </w:r>
       <w:r>
         <w:rPr>
           <w:b/>
+          <w:i w:val="0"/>
         </w:rPr>
         <w:t>you</w:t>
       </w:r>
       <w:r>
+        <w:rPr>
+          <w:b w:val="0"/>
+          <w:i w:val="0"/>
+        </w:rPr>
         <w:t xml:space="preserve"> write. Every time you lose a mark in practice, add a line:</w:t>
       </w:r>
     </w:p>
@@ -1228,16 +1766,25 @@
     </w:p>
     <w:p>
       <w:r>
+        <w:rPr>
+          <w:b w:val="0"/>
+          <w:i w:val="0"/>
+        </w:rPr>
         <w:t xml:space="preserve">Re-read your own log before each paper. Fixing </w:t>
       </w:r>
       <w:r>
         <w:rPr>
+          <w:b w:val="0"/>
           <w:i/>
         </w:rPr>
         <w:t>your</w:t>
       </w:r>
       <w:r>
-        <w:t xml:space="preserve"> repeat mistakes is the fastest route from a pass to an A\*.</w:t>
+        <w:rPr>
+          <w:b w:val="0"/>
+          <w:i w:val="0"/>
+        </w:rPr>
+        <w:t xml:space="preserve"> repeat mistakes is the fastest route from a pass to an A*.</w:t>
       </w:r>
     </w:p>
     <w:sectPr>
